--- a/.claude/skills/meeting-minutes/templates/example-blank-table-form.docx
+++ b/.claude/skills/meeting-minutes/templates/example-blank-table-form.docx
@@ -118,6 +118,24 @@
           <w:p>
             <w:r>
               <w:t>결정 사항</w:t>
+            </w:r>
+          </w:p>
+        </w:tc>
+        <w:tc>
+          <w:tcPr>
+            <w:tcW w:type="dxa" w:w="4320"/>
+          </w:tcPr>
+          <w:p/>
+        </w:tc>
+      </w:tr>
+      <w:tr>
+        <w:tc>
+          <w:tcPr>
+            <w:tcW w:type="dxa" w:w="4320"/>
+          </w:tcPr>
+          <w:p>
+            <w:r>
+              <w:t>미결 사항</w:t>
             </w:r>
           </w:p>
         </w:tc>
